--- a/lessons/4-5/downloads/reveal/teacher/4.5-session-1-prerequisite-practice-b.docx
+++ b/lessons/4-5/downloads/reveal/teacher/4.5-session-1-prerequisite-practice-b.docx
@@ -114,7 +114,7 @@
           <w:sz w:val="17"/>
           <w:szCs w:val="17"/>
         </w:rPr>
-        <w:t xml:space="preserve">Builds on Lesson 3-3 Session 2 · 6.RP.A.3a</w:t>
+        <w:t xml:space="preserve">Builds on Lesson 3-3 Session 2</w:t>
       </w:r>
     </w:p>
     <w:tbl>
@@ -245,7 +245,7 @@
                 <w:sz w:val="20"/>
                 <w:szCs w:val="20"/>
               </w:rPr>
-              <w:t xml:space="preserve">You will use it in Practice Form A, problems 2 and 5.</w:t>
+              <w:t xml:space="preserve">You will use it in Practice, problems 2 and 5.</w:t>
             </w:r>
           </w:p>
         </w:tc>
@@ -261,6 +261,7 @@
           <w:tab w:val="right" w:pos="9504"/>
         </w:tabs>
         <w:spacing w:before="50" w:after="36" w:line="240" w:lineRule="auto"/>
+        <w:outlineLvl w:val="1"/>
       </w:pPr>
       <w:r>
         <w:rPr>
@@ -509,6 +510,7 @@
           <w:tab w:val="right" w:pos="9504"/>
         </w:tabs>
         <w:spacing w:before="50" w:after="36" w:line="240" w:lineRule="auto"/>
+        <w:outlineLvl w:val="1"/>
       </w:pPr>
       <w:r>
         <w:rPr>
@@ -715,6 +717,7 @@
           <w:tab w:val="right" w:pos="9504"/>
         </w:tabs>
         <w:spacing w:before="50" w:after="36" w:line="240" w:lineRule="auto"/>
+        <w:outlineLvl w:val="1"/>
       </w:pPr>
       <w:r>
         <w:rPr>
@@ -761,8 +764,8 @@
           <w:rFonts w:ascii="Avenir Next" w:hAnsi="Avenir Next" w:cs="Avenir Next" w:eastAsia="Avenir Next"/>
           <w:b/>
           <w:color w:val="1A1A1A"/>
-          <w:sz w:val="22"/>
-          <w:szCs w:val="22"/>
+          <w:sz w:val="21"/>
+          <w:szCs w:val="21"/>
         </w:rPr>
         <w:t xml:space="preserve">1.</w:t>
       </w:r>
@@ -770,8 +773,8 @@
         <w:rPr>
           <w:rFonts w:ascii="Avenir Next" w:hAnsi="Avenir Next" w:cs="Avenir Next" w:eastAsia="Avenir Next"/>
           <w:color w:val="1A1A1A"/>
-          <w:sz w:val="22"/>
-          <w:szCs w:val="22"/>
+          <w:sz w:val="21"/>
+          <w:szCs w:val="21"/>
         </w:rPr>
         <w:tab/>
       </w:r>
@@ -779,8 +782,8 @@
         <w:rPr>
           <w:rFonts w:ascii="Avenir Next" w:hAnsi="Avenir Next" w:cs="Avenir Next" w:eastAsia="Avenir Next"/>
           <w:color w:val="1A1A1A"/>
-          <w:sz w:val="22"/>
-          <w:szCs w:val="22"/>
+          <w:sz w:val="21"/>
+          <w:szCs w:val="21"/>
         </w:rPr>
         <w:t xml:space="preserve">4 pens cost $12. Find the cost of 10 pens.</w:t>
       </w:r>
@@ -952,8 +955,18 @@
           <w:color w:val="1A1A1A"/>
           <w:sz w:val="21"/>
           <w:szCs w:val="21"/>
-        </w:rPr>
-        <w:t xml:space="preserve">3 × 10 = </w:t>
+          <w:u w:val="single"/>
+        </w:rPr>
+        <w:t xml:space="preserve">                </w:t>
+      </w:r>
+      <w:r>
+        <w:rPr>
+          <w:rFonts w:ascii="Avenir Next" w:hAnsi="Avenir Next" w:cs="Avenir Next" w:eastAsia="Avenir Next"/>
+          <w:color w:val="1A1A1A"/>
+          <w:sz w:val="21"/>
+          <w:szCs w:val="21"/>
+        </w:rPr>
+        <w:t xml:space="preserve"> × 10 = </w:t>
       </w:r>
       <w:r>
         <w:rPr>
@@ -1013,8 +1026,8 @@
           <w:rFonts w:ascii="Avenir Next" w:hAnsi="Avenir Next" w:cs="Avenir Next" w:eastAsia="Avenir Next"/>
           <w:b/>
           <w:color w:val="1A1A1A"/>
-          <w:sz w:val="22"/>
-          <w:szCs w:val="22"/>
+          <w:sz w:val="21"/>
+          <w:szCs w:val="21"/>
         </w:rPr>
         <w:t xml:space="preserve">2.</w:t>
       </w:r>
@@ -1022,8 +1035,8 @@
         <w:rPr>
           <w:rFonts w:ascii="Avenir Next" w:hAnsi="Avenir Next" w:cs="Avenir Next" w:eastAsia="Avenir Next"/>
           <w:color w:val="1A1A1A"/>
-          <w:sz w:val="22"/>
-          <w:szCs w:val="22"/>
+          <w:sz w:val="21"/>
+          <w:szCs w:val="21"/>
         </w:rPr>
         <w:tab/>
       </w:r>
@@ -1031,10 +1044,10 @@
         <w:rPr>
           <w:rFonts w:ascii="Avenir Next" w:hAnsi="Avenir Next" w:cs="Avenir Next" w:eastAsia="Avenir Next"/>
           <w:color w:val="1A1A1A"/>
-          <w:sz w:val="22"/>
-          <w:szCs w:val="22"/>
-        </w:rPr>
-        <w:t xml:space="preserve">5 cans weigh 20 oz. Find the weight of 8 cans.</w:t>
+          <w:sz w:val="21"/>
+          <w:szCs w:val="21"/>
+        </w:rPr>
+        <w:t xml:space="preserve">15 is 30% of a number. Find 100%.</w:t>
       </w:r>
     </w:p>
     <w:p>
@@ -1091,7 +1104,7 @@
           <w:sz w:val="21"/>
           <w:szCs w:val="21"/>
         </w:rPr>
-        <w:t xml:space="preserve"> can.</w:t>
+        <w:t xml:space="preserve">%.</w:t>
       </w:r>
     </w:p>
     <w:p>
@@ -1129,7 +1142,7 @@
           <w:sz w:val="21"/>
           <w:szCs w:val="21"/>
         </w:rPr>
-        <w:t xml:space="preserve">20 ÷ 5 = </w:t>
+        <w:t xml:space="preserve">30% ÷ 3 = 10%, so 15 ÷ 3 = </w:t>
       </w:r>
       <w:r>
         <w:rPr>
@@ -1148,7 +1161,7 @@
           <w:sz w:val="21"/>
           <w:szCs w:val="21"/>
         </w:rPr>
-        <w:t xml:space="preserve"> oz for 1 can.</w:t>
+        <w:t xml:space="preserve">.</w:t>
       </w:r>
     </w:p>
     <w:p>
@@ -1186,7 +1199,7 @@
           <w:sz w:val="21"/>
           <w:szCs w:val="21"/>
         </w:rPr>
-        <w:t xml:space="preserve">4 × 8 = </w:t>
+        <w:t xml:space="preserve">10% × 10 = 100%, so </w:t>
       </w:r>
       <w:r>
         <w:rPr>
@@ -1205,7 +1218,26 @@
           <w:sz w:val="21"/>
           <w:szCs w:val="21"/>
         </w:rPr>
-        <w:t xml:space="preserve"> oz for 8 cans.</w:t>
+        <w:t xml:space="preserve"> × 10 = </w:t>
+      </w:r>
+      <w:r>
+        <w:rPr>
+          <w:rFonts w:ascii="Avenir Next" w:hAnsi="Avenir Next" w:cs="Avenir Next" w:eastAsia="Avenir Next"/>
+          <w:color w:val="1A1A1A"/>
+          <w:sz w:val="21"/>
+          <w:szCs w:val="21"/>
+          <w:u w:val="single"/>
+        </w:rPr>
+        <w:t xml:space="preserve">                </w:t>
+      </w:r>
+      <w:r>
+        <w:rPr>
+          <w:rFonts w:ascii="Avenir Next" w:hAnsi="Avenir Next" w:cs="Avenir Next" w:eastAsia="Avenir Next"/>
+          <w:color w:val="1A1A1A"/>
+          <w:sz w:val="21"/>
+          <w:szCs w:val="21"/>
+        </w:rPr>
+        <w:t xml:space="preserve">.</w:t>
       </w:r>
     </w:p>
     <w:p>
@@ -1223,6 +1255,7 @@
           <w:tab w:val="right" w:pos="9504"/>
         </w:tabs>
         <w:spacing w:before="50" w:after="36" w:line="240" w:lineRule="auto"/>
+        <w:outlineLvl w:val="1"/>
       </w:pPr>
       <w:r>
         <w:rPr>
@@ -1307,8 +1340,8 @@
                 <w:rFonts w:ascii="Avenir Next" w:hAnsi="Avenir Next" w:cs="Avenir Next" w:eastAsia="Avenir Next"/>
                 <w:b/>
                 <w:color w:val="1A1A1A"/>
-                <w:sz w:val="22"/>
-                <w:szCs w:val="22"/>
+                <w:sz w:val="21"/>
+                <w:szCs w:val="21"/>
               </w:rPr>
               <w:t xml:space="preserve">3.</w:t>
             </w:r>
@@ -1316,8 +1349,8 @@
               <w:rPr>
                 <w:rFonts w:ascii="Avenir Next" w:hAnsi="Avenir Next" w:cs="Avenir Next" w:eastAsia="Avenir Next"/>
                 <w:color w:val="1A1A1A"/>
-                <w:sz w:val="22"/>
-                <w:szCs w:val="22"/>
+                <w:sz w:val="21"/>
+                <w:szCs w:val="21"/>
               </w:rPr>
               <w:tab/>
             </w:r>
@@ -1325,8 +1358,8 @@
               <w:rPr>
                 <w:rFonts w:ascii="Avenir Next" w:hAnsi="Avenir Next" w:cs="Avenir Next" w:eastAsia="Avenir Next"/>
                 <w:color w:val="1A1A1A"/>
-                <w:sz w:val="22"/>
-                <w:szCs w:val="22"/>
+                <w:sz w:val="21"/>
+                <w:szCs w:val="21"/>
               </w:rPr>
               <w:t xml:space="preserve">Use 1 as the bridge. Find the cost.</w:t>
             </w:r>
@@ -1380,8 +1413,8 @@
                       <w:rFonts w:ascii="Avenir Next" w:hAnsi="Avenir Next" w:cs="Avenir Next" w:eastAsia="Avenir Next"/>
                       <w:b/>
                       <w:color w:val="003A70"/>
-                      <w:sz w:val="22"/>
-                      <w:szCs w:val="22"/>
+                      <w:sz w:val="21"/>
+                      <w:szCs w:val="21"/>
                     </w:rPr>
                     <w:t xml:space="preserve">a.</w:t>
                   </w:r>
@@ -1389,8 +1422,8 @@
                     <w:rPr>
                       <w:rFonts w:ascii="Avenir Next" w:hAnsi="Avenir Next" w:cs="Avenir Next" w:eastAsia="Avenir Next"/>
                       <w:color w:val="1A1A1A"/>
-                      <w:sz w:val="22"/>
-                      <w:szCs w:val="22"/>
+                      <w:sz w:val="21"/>
+                      <w:szCs w:val="21"/>
                     </w:rPr>
                     <w:tab/>
                   </w:r>
@@ -1398,8 +1431,8 @@
                     <w:rPr>
                       <w:rFonts w:ascii="Avenir Next" w:hAnsi="Avenir Next" w:cs="Avenir Next" w:eastAsia="Avenir Next"/>
                       <w:color w:val="1A1A1A"/>
-                      <w:sz w:val="22"/>
-                      <w:szCs w:val="22"/>
+                      <w:sz w:val="21"/>
+                      <w:szCs w:val="21"/>
                     </w:rPr>
                     <w:t xml:space="preserve">3 apples cost $6. 7 apples cost $</w:t>
                   </w:r>
@@ -1407,8 +1440,8 @@
                     <w:rPr>
                       <w:rFonts w:ascii="Avenir Next" w:hAnsi="Avenir Next" w:cs="Avenir Next" w:eastAsia="Avenir Next"/>
                       <w:color w:val="1A1A1A"/>
-                      <w:sz w:val="22"/>
-                      <w:szCs w:val="22"/>
+                      <w:sz w:val="21"/>
+                      <w:szCs w:val="21"/>
                     </w:rPr>
                     <w:t xml:space="preserve">  </w:t>
                   </w:r>
@@ -1416,11 +1449,11 @@
                     <w:rPr>
                       <w:rFonts w:ascii="Avenir Next" w:hAnsi="Avenir Next" w:cs="Avenir Next" w:eastAsia="Avenir Next"/>
                       <w:color w:val="1A1A1A"/>
-                      <w:sz w:val="22"/>
-                      <w:szCs w:val="22"/>
+                      <w:sz w:val="21"/>
+                      <w:szCs w:val="21"/>
                       <w:u w:val="single"/>
                     </w:rPr>
-                    <w:t xml:space="preserve">     </w:t>
+                    <w:t xml:space="preserve">         </w:t>
                   </w:r>
                 </w:p>
               </w:tc>
@@ -1442,8 +1475,8 @@
                       <w:rFonts w:ascii="Avenir Next" w:hAnsi="Avenir Next" w:cs="Avenir Next" w:eastAsia="Avenir Next"/>
                       <w:b/>
                       <w:color w:val="003A70"/>
-                      <w:sz w:val="22"/>
-                      <w:szCs w:val="22"/>
+                      <w:sz w:val="21"/>
+                      <w:szCs w:val="21"/>
                     </w:rPr>
                     <w:t xml:space="preserve">b.</w:t>
                   </w:r>
@@ -1451,8 +1484,8 @@
                     <w:rPr>
                       <w:rFonts w:ascii="Avenir Next" w:hAnsi="Avenir Next" w:cs="Avenir Next" w:eastAsia="Avenir Next"/>
                       <w:color w:val="1A1A1A"/>
-                      <w:sz w:val="22"/>
-                      <w:szCs w:val="22"/>
+                      <w:sz w:val="21"/>
+                      <w:szCs w:val="21"/>
                     </w:rPr>
                     <w:tab/>
                   </w:r>
@@ -1460,8 +1493,8 @@
                     <w:rPr>
                       <w:rFonts w:ascii="Avenir Next" w:hAnsi="Avenir Next" w:cs="Avenir Next" w:eastAsia="Avenir Next"/>
                       <w:color w:val="1A1A1A"/>
-                      <w:sz w:val="22"/>
-                      <w:szCs w:val="22"/>
+                      <w:sz w:val="21"/>
+                      <w:szCs w:val="21"/>
                     </w:rPr>
                     <w:t xml:space="preserve">4 books cost $20. 9 books cost $</w:t>
                   </w:r>
@@ -1469,8 +1502,8 @@
                     <w:rPr>
                       <w:rFonts w:ascii="Avenir Next" w:hAnsi="Avenir Next" w:cs="Avenir Next" w:eastAsia="Avenir Next"/>
                       <w:color w:val="1A1A1A"/>
-                      <w:sz w:val="22"/>
-                      <w:szCs w:val="22"/>
+                      <w:sz w:val="21"/>
+                      <w:szCs w:val="21"/>
                     </w:rPr>
                     <w:t xml:space="preserve">  </w:t>
                   </w:r>
@@ -1478,11 +1511,11 @@
                     <w:rPr>
                       <w:rFonts w:ascii="Avenir Next" w:hAnsi="Avenir Next" w:cs="Avenir Next" w:eastAsia="Avenir Next"/>
                       <w:color w:val="1A1A1A"/>
-                      <w:sz w:val="22"/>
-                      <w:szCs w:val="22"/>
+                      <w:sz w:val="21"/>
+                      <w:szCs w:val="21"/>
                       <w:u w:val="single"/>
                     </w:rPr>
-                    <w:t xml:space="preserve">     </w:t>
+                    <w:t xml:space="preserve">         </w:t>
                   </w:r>
                 </w:p>
               </w:tc>
@@ -1510,8 +1543,8 @@
                       <w:rFonts w:ascii="Avenir Next" w:hAnsi="Avenir Next" w:cs="Avenir Next" w:eastAsia="Avenir Next"/>
                       <w:b/>
                       <w:color w:val="003A70"/>
-                      <w:sz w:val="22"/>
-                      <w:szCs w:val="22"/>
+                      <w:sz w:val="21"/>
+                      <w:szCs w:val="21"/>
                     </w:rPr>
                     <w:t xml:space="preserve">c.</w:t>
                   </w:r>
@@ -1519,8 +1552,8 @@
                     <w:rPr>
                       <w:rFonts w:ascii="Avenir Next" w:hAnsi="Avenir Next" w:cs="Avenir Next" w:eastAsia="Avenir Next"/>
                       <w:color w:val="1A1A1A"/>
-                      <w:sz w:val="22"/>
-                      <w:szCs w:val="22"/>
+                      <w:sz w:val="21"/>
+                      <w:szCs w:val="21"/>
                     </w:rPr>
                     <w:tab/>
                   </w:r>
@@ -1528,8 +1561,8 @@
                     <w:rPr>
                       <w:rFonts w:ascii="Avenir Next" w:hAnsi="Avenir Next" w:cs="Avenir Next" w:eastAsia="Avenir Next"/>
                       <w:color w:val="1A1A1A"/>
-                      <w:sz w:val="22"/>
-                      <w:szCs w:val="22"/>
+                      <w:sz w:val="21"/>
+                      <w:szCs w:val="21"/>
                     </w:rPr>
                     <w:t xml:space="preserve">6 pens cost $12. 10 pens cost $</w:t>
                   </w:r>
@@ -1537,8 +1570,8 @@
                     <w:rPr>
                       <w:rFonts w:ascii="Avenir Next" w:hAnsi="Avenir Next" w:cs="Avenir Next" w:eastAsia="Avenir Next"/>
                       <w:color w:val="1A1A1A"/>
-                      <w:sz w:val="22"/>
-                      <w:szCs w:val="22"/>
+                      <w:sz w:val="21"/>
+                      <w:szCs w:val="21"/>
                     </w:rPr>
                     <w:t xml:space="preserve">  </w:t>
                   </w:r>
@@ -1546,11 +1579,11 @@
                     <w:rPr>
                       <w:rFonts w:ascii="Avenir Next" w:hAnsi="Avenir Next" w:cs="Avenir Next" w:eastAsia="Avenir Next"/>
                       <w:color w:val="1A1A1A"/>
-                      <w:sz w:val="22"/>
-                      <w:szCs w:val="22"/>
+                      <w:sz w:val="21"/>
+                      <w:szCs w:val="21"/>
                       <w:u w:val="single"/>
                     </w:rPr>
-                    <w:t xml:space="preserve">     </w:t>
+                    <w:t xml:space="preserve">         </w:t>
                   </w:r>
                 </w:p>
               </w:tc>
@@ -1572,8 +1605,8 @@
                       <w:rFonts w:ascii="Avenir Next" w:hAnsi="Avenir Next" w:cs="Avenir Next" w:eastAsia="Avenir Next"/>
                       <w:b/>
                       <w:color w:val="003A70"/>
-                      <w:sz w:val="22"/>
-                      <w:szCs w:val="22"/>
+                      <w:sz w:val="21"/>
+                      <w:szCs w:val="21"/>
                     </w:rPr>
                     <w:t xml:space="preserve">d.</w:t>
                   </w:r>
@@ -1581,8 +1614,8 @@
                     <w:rPr>
                       <w:rFonts w:ascii="Avenir Next" w:hAnsi="Avenir Next" w:cs="Avenir Next" w:eastAsia="Avenir Next"/>
                       <w:color w:val="1A1A1A"/>
-                      <w:sz w:val="22"/>
-                      <w:szCs w:val="22"/>
+                      <w:sz w:val="21"/>
+                      <w:szCs w:val="21"/>
                     </w:rPr>
                     <w:tab/>
                   </w:r>
@@ -1590,8 +1623,8 @@
                     <w:rPr>
                       <w:rFonts w:ascii="Avenir Next" w:hAnsi="Avenir Next" w:cs="Avenir Next" w:eastAsia="Avenir Next"/>
                       <w:color w:val="1A1A1A"/>
-                      <w:sz w:val="22"/>
-                      <w:szCs w:val="22"/>
+                      <w:sz w:val="21"/>
+                      <w:szCs w:val="21"/>
                     </w:rPr>
                     <w:t xml:space="preserve">5 cups cost $15. 8 cups cost $</w:t>
                   </w:r>
@@ -1599,8 +1632,8 @@
                     <w:rPr>
                       <w:rFonts w:ascii="Avenir Next" w:hAnsi="Avenir Next" w:cs="Avenir Next" w:eastAsia="Avenir Next"/>
                       <w:color w:val="1A1A1A"/>
-                      <w:sz w:val="22"/>
-                      <w:szCs w:val="22"/>
+                      <w:sz w:val="21"/>
+                      <w:szCs w:val="21"/>
                     </w:rPr>
                     <w:t xml:space="preserve">  </w:t>
                   </w:r>
@@ -1608,11 +1641,11 @@
                     <w:rPr>
                       <w:rFonts w:ascii="Avenir Next" w:hAnsi="Avenir Next" w:cs="Avenir Next" w:eastAsia="Avenir Next"/>
                       <w:color w:val="1A1A1A"/>
-                      <w:sz w:val="22"/>
-                      <w:szCs w:val="22"/>
+                      <w:sz w:val="21"/>
+                      <w:szCs w:val="21"/>
                       <w:u w:val="single"/>
                     </w:rPr>
-                    <w:t xml:space="preserve">     </w:t>
+                    <w:t xml:space="preserve">         </w:t>
                   </w:r>
                 </w:p>
               </w:tc>
@@ -1680,7 +1713,7 @@
           <w:sz w:val="17"/>
           <w:szCs w:val="17"/>
         </w:rPr>
-        <w:t xml:space="preserve">Builds on Lesson 4-4 Session 1 · 6.RP.A.3c</w:t>
+        <w:t xml:space="preserve">Builds on Lesson 4-4 Session 1</w:t>
       </w:r>
     </w:p>
     <w:tbl>
@@ -1811,7 +1844,7 @@
                 <w:sz w:val="20"/>
                 <w:szCs w:val="20"/>
               </w:rPr>
-              <w:t xml:space="preserve">You will use it in Practice Form A, problems 3 and 5.</w:t>
+              <w:t xml:space="preserve">You will use it in Practice, problems 3 and 5.</w:t>
             </w:r>
           </w:p>
         </w:tc>
@@ -1827,6 +1860,7 @@
           <w:tab w:val="right" w:pos="9504"/>
         </w:tabs>
         <w:spacing w:before="50" w:after="36" w:line="240" w:lineRule="auto"/>
+        <w:outlineLvl w:val="1"/>
       </w:pPr>
       <w:r>
         <w:rPr>
@@ -2093,6 +2127,7 @@
           <w:tab w:val="right" w:pos="9504"/>
         </w:tabs>
         <w:spacing w:before="50" w:after="36" w:line="240" w:lineRule="auto"/>
+        <w:outlineLvl w:val="1"/>
       </w:pPr>
       <w:r>
         <w:rPr>
@@ -2299,6 +2334,7 @@
           <w:tab w:val="right" w:pos="9504"/>
         </w:tabs>
         <w:spacing w:before="50" w:after="36" w:line="240" w:lineRule="auto"/>
+        <w:outlineLvl w:val="1"/>
       </w:pPr>
       <w:r>
         <w:rPr>
@@ -2345,8 +2381,8 @@
           <w:rFonts w:ascii="Avenir Next" w:hAnsi="Avenir Next" w:cs="Avenir Next" w:eastAsia="Avenir Next"/>
           <w:b/>
           <w:color w:val="1A1A1A"/>
-          <w:sz w:val="22"/>
-          <w:szCs w:val="22"/>
+          <w:sz w:val="21"/>
+          <w:szCs w:val="21"/>
         </w:rPr>
         <w:t xml:space="preserve">4.</w:t>
       </w:r>
@@ -2354,8 +2390,8 @@
         <w:rPr>
           <w:rFonts w:ascii="Avenir Next" w:hAnsi="Avenir Next" w:cs="Avenir Next" w:eastAsia="Avenir Next"/>
           <w:color w:val="1A1A1A"/>
-          <w:sz w:val="22"/>
-          <w:szCs w:val="22"/>
+          <w:sz w:val="21"/>
+          <w:szCs w:val="21"/>
         </w:rPr>
         <w:tab/>
       </w:r>
@@ -2363,8 +2399,8 @@
         <w:rPr>
           <w:rFonts w:ascii="Avenir Next" w:hAnsi="Avenir Next" w:cs="Avenir Next" w:eastAsia="Avenir Next"/>
           <w:color w:val="1A1A1A"/>
-          <w:sz w:val="22"/>
-          <w:szCs w:val="22"/>
+          <w:sz w:val="21"/>
+          <w:szCs w:val="21"/>
         </w:rPr>
         <w:t xml:space="preserve">A hat costs $21. That is 70% of its first price.</w:t>
       </w:r>
@@ -2559,8 +2595,8 @@
           <w:rFonts w:ascii="Avenir Next" w:hAnsi="Avenir Next" w:cs="Avenir Next" w:eastAsia="Avenir Next"/>
           <w:b/>
           <w:color w:val="1A1A1A"/>
-          <w:sz w:val="22"/>
-          <w:szCs w:val="22"/>
+          <w:sz w:val="21"/>
+          <w:szCs w:val="21"/>
         </w:rPr>
         <w:t xml:space="preserve">5.</w:t>
       </w:r>
@@ -2568,8 +2604,8 @@
         <w:rPr>
           <w:rFonts w:ascii="Avenir Next" w:hAnsi="Avenir Next" w:cs="Avenir Next" w:eastAsia="Avenir Next"/>
           <w:color w:val="1A1A1A"/>
-          <w:sz w:val="22"/>
-          <w:szCs w:val="22"/>
+          <w:sz w:val="21"/>
+          <w:szCs w:val="21"/>
         </w:rPr>
         <w:tab/>
       </w:r>
@@ -2577,8 +2613,8 @@
         <w:rPr>
           <w:rFonts w:ascii="Avenir Next" w:hAnsi="Avenir Next" w:cs="Avenir Next" w:eastAsia="Avenir Next"/>
           <w:color w:val="1A1A1A"/>
-          <w:sz w:val="22"/>
-          <w:szCs w:val="22"/>
+          <w:sz w:val="21"/>
+          <w:szCs w:val="21"/>
         </w:rPr>
         <w:t xml:space="preserve">48 books were returned. That is 60% of the books borrowed.</w:t>
       </w:r>
@@ -2769,6 +2805,7 @@
           <w:tab w:val="right" w:pos="9504"/>
         </w:tabs>
         <w:spacing w:before="50" w:after="36" w:line="240" w:lineRule="auto"/>
+        <w:outlineLvl w:val="1"/>
       </w:pPr>
       <w:r>
         <w:rPr>
@@ -2853,8 +2890,8 @@
                 <w:rFonts w:ascii="Avenir Next" w:hAnsi="Avenir Next" w:cs="Avenir Next" w:eastAsia="Avenir Next"/>
                 <w:b/>
                 <w:color w:val="1A1A1A"/>
-                <w:sz w:val="22"/>
-                <w:szCs w:val="22"/>
+                <w:sz w:val="21"/>
+                <w:szCs w:val="21"/>
               </w:rPr>
               <w:t xml:space="preserve">6.</w:t>
             </w:r>
@@ -2862,8 +2899,8 @@
               <w:rPr>
                 <w:rFonts w:ascii="Avenir Next" w:hAnsi="Avenir Next" w:cs="Avenir Next" w:eastAsia="Avenir Next"/>
                 <w:color w:val="1A1A1A"/>
-                <w:sz w:val="22"/>
-                <w:szCs w:val="22"/>
+                <w:sz w:val="21"/>
+                <w:szCs w:val="21"/>
               </w:rPr>
               <w:tab/>
             </w:r>
@@ -2871,8 +2908,8 @@
               <w:rPr>
                 <w:rFonts w:ascii="Avenir Next" w:hAnsi="Avenir Next" w:cs="Avenir Next" w:eastAsia="Avenir Next"/>
                 <w:color w:val="1A1A1A"/>
-                <w:sz w:val="22"/>
-                <w:szCs w:val="22"/>
+                <w:sz w:val="21"/>
+                <w:szCs w:val="21"/>
               </w:rPr>
               <w:t xml:space="preserve">Write the part.</w:t>
             </w:r>
@@ -2926,8 +2963,8 @@
                       <w:rFonts w:ascii="Avenir Next" w:hAnsi="Avenir Next" w:cs="Avenir Next" w:eastAsia="Avenir Next"/>
                       <w:b/>
                       <w:color w:val="003A70"/>
-                      <w:sz w:val="22"/>
-                      <w:szCs w:val="22"/>
+                      <w:sz w:val="21"/>
+                      <w:szCs w:val="21"/>
                     </w:rPr>
                     <w:t xml:space="preserve">a.</w:t>
                   </w:r>
@@ -2935,8 +2972,8 @@
                     <w:rPr>
                       <w:rFonts w:ascii="Avenir Next" w:hAnsi="Avenir Next" w:cs="Avenir Next" w:eastAsia="Avenir Next"/>
                       <w:color w:val="1A1A1A"/>
-                      <w:sz w:val="22"/>
-                      <w:szCs w:val="22"/>
+                      <w:sz w:val="21"/>
+                      <w:szCs w:val="21"/>
                     </w:rPr>
                     <w:tab/>
                   </w:r>
@@ -2944,8 +2981,8 @@
                     <w:rPr>
                       <w:rFonts w:ascii="Avenir Next" w:hAnsi="Avenir Next" w:cs="Avenir Next" w:eastAsia="Avenir Next"/>
                       <w:color w:val="1A1A1A"/>
-                      <w:sz w:val="22"/>
-                      <w:szCs w:val="22"/>
+                      <w:sz w:val="21"/>
+                      <w:szCs w:val="21"/>
                     </w:rPr>
                     <w:t xml:space="preserve">12 seats are 40% of the room.</w:t>
                   </w:r>
@@ -2953,8 +2990,8 @@
                     <w:rPr>
                       <w:rFonts w:ascii="Avenir Next" w:hAnsi="Avenir Next" w:cs="Avenir Next" w:eastAsia="Avenir Next"/>
                       <w:color w:val="1A1A1A"/>
-                      <w:sz w:val="22"/>
-                      <w:szCs w:val="22"/>
+                      <w:sz w:val="21"/>
+                      <w:szCs w:val="21"/>
                     </w:rPr>
                     <w:t xml:space="preserve">  </w:t>
                   </w:r>
@@ -2962,11 +2999,11 @@
                     <w:rPr>
                       <w:rFonts w:ascii="Avenir Next" w:hAnsi="Avenir Next" w:cs="Avenir Next" w:eastAsia="Avenir Next"/>
                       <w:color w:val="1A1A1A"/>
-                      <w:sz w:val="22"/>
-                      <w:szCs w:val="22"/>
+                      <w:sz w:val="21"/>
+                      <w:szCs w:val="21"/>
                       <w:u w:val="single"/>
                     </w:rPr>
-                    <w:t xml:space="preserve">      </w:t>
+                    <w:t xml:space="preserve">          </w:t>
                   </w:r>
                 </w:p>
               </w:tc>
@@ -2988,8 +3025,8 @@
                       <w:rFonts w:ascii="Avenir Next" w:hAnsi="Avenir Next" w:cs="Avenir Next" w:eastAsia="Avenir Next"/>
                       <w:b/>
                       <w:color w:val="003A70"/>
-                      <w:sz w:val="22"/>
-                      <w:szCs w:val="22"/>
+                      <w:sz w:val="21"/>
+                      <w:szCs w:val="21"/>
                     </w:rPr>
                     <w:t xml:space="preserve">b.</w:t>
                   </w:r>
@@ -2997,8 +3034,8 @@
                     <w:rPr>
                       <w:rFonts w:ascii="Avenir Next" w:hAnsi="Avenir Next" w:cs="Avenir Next" w:eastAsia="Avenir Next"/>
                       <w:color w:val="1A1A1A"/>
-                      <w:sz w:val="22"/>
-                      <w:szCs w:val="22"/>
+                      <w:sz w:val="21"/>
+                      <w:szCs w:val="21"/>
                     </w:rPr>
                     <w:tab/>
                   </w:r>
@@ -3006,8 +3043,8 @@
                     <w:rPr>
                       <w:rFonts w:ascii="Avenir Next" w:hAnsi="Avenir Next" w:cs="Avenir Next" w:eastAsia="Avenir Next"/>
                       <w:color w:val="1A1A1A"/>
-                      <w:sz w:val="22"/>
-                      <w:szCs w:val="22"/>
+                      <w:sz w:val="21"/>
+                      <w:szCs w:val="21"/>
                     </w:rPr>
                     <w:t xml:space="preserve">30 mugs are 60% of the stock.</w:t>
                   </w:r>
@@ -3015,8 +3052,8 @@
                     <w:rPr>
                       <w:rFonts w:ascii="Avenir Next" w:hAnsi="Avenir Next" w:cs="Avenir Next" w:eastAsia="Avenir Next"/>
                       <w:color w:val="1A1A1A"/>
-                      <w:sz w:val="22"/>
-                      <w:szCs w:val="22"/>
+                      <w:sz w:val="21"/>
+                      <w:szCs w:val="21"/>
                     </w:rPr>
                     <w:t xml:space="preserve">  </w:t>
                   </w:r>
@@ -3024,11 +3061,11 @@
                     <w:rPr>
                       <w:rFonts w:ascii="Avenir Next" w:hAnsi="Avenir Next" w:cs="Avenir Next" w:eastAsia="Avenir Next"/>
                       <w:color w:val="1A1A1A"/>
-                      <w:sz w:val="22"/>
-                      <w:szCs w:val="22"/>
+                      <w:sz w:val="21"/>
+                      <w:szCs w:val="21"/>
                       <w:u w:val="single"/>
                     </w:rPr>
-                    <w:t xml:space="preserve">      </w:t>
+                    <w:t xml:space="preserve">          </w:t>
                   </w:r>
                 </w:p>
               </w:tc>
@@ -3056,8 +3093,8 @@
                       <w:rFonts w:ascii="Avenir Next" w:hAnsi="Avenir Next" w:cs="Avenir Next" w:eastAsia="Avenir Next"/>
                       <w:b/>
                       <w:color w:val="003A70"/>
-                      <w:sz w:val="22"/>
-                      <w:szCs w:val="22"/>
+                      <w:sz w:val="21"/>
+                      <w:szCs w:val="21"/>
                     </w:rPr>
                     <w:t xml:space="preserve">c.</w:t>
                   </w:r>
@@ -3065,8 +3102,8 @@
                     <w:rPr>
                       <w:rFonts w:ascii="Avenir Next" w:hAnsi="Avenir Next" w:cs="Avenir Next" w:eastAsia="Avenir Next"/>
                       <w:color w:val="1A1A1A"/>
-                      <w:sz w:val="22"/>
-                      <w:szCs w:val="22"/>
+                      <w:sz w:val="21"/>
+                      <w:szCs w:val="21"/>
                     </w:rPr>
                     <w:tab/>
                   </w:r>
@@ -3074,8 +3111,8 @@
                     <w:rPr>
                       <w:rFonts w:ascii="Avenir Next" w:hAnsi="Avenir Next" w:cs="Avenir Next" w:eastAsia="Avenir Next"/>
                       <w:color w:val="1A1A1A"/>
-                      <w:sz w:val="22"/>
-                      <w:szCs w:val="22"/>
+                      <w:sz w:val="21"/>
+                      <w:szCs w:val="21"/>
                     </w:rPr>
                     <w:t xml:space="preserve">$9 is 45% of the bill.</w:t>
                   </w:r>
@@ -3083,8 +3120,8 @@
                     <w:rPr>
                       <w:rFonts w:ascii="Avenir Next" w:hAnsi="Avenir Next" w:cs="Avenir Next" w:eastAsia="Avenir Next"/>
                       <w:color w:val="1A1A1A"/>
-                      <w:sz w:val="22"/>
-                      <w:szCs w:val="22"/>
+                      <w:sz w:val="21"/>
+                      <w:szCs w:val="21"/>
                     </w:rPr>
                     <w:t xml:space="preserve">  </w:t>
                   </w:r>
@@ -3092,11 +3129,11 @@
                     <w:rPr>
                       <w:rFonts w:ascii="Avenir Next" w:hAnsi="Avenir Next" w:cs="Avenir Next" w:eastAsia="Avenir Next"/>
                       <w:color w:val="1A1A1A"/>
-                      <w:sz w:val="22"/>
-                      <w:szCs w:val="22"/>
+                      <w:sz w:val="21"/>
+                      <w:szCs w:val="21"/>
                       <w:u w:val="single"/>
                     </w:rPr>
-                    <w:t xml:space="preserve">      </w:t>
+                    <w:t xml:space="preserve">          </w:t>
                   </w:r>
                 </w:p>
               </w:tc>
@@ -3118,8 +3155,8 @@
                       <w:rFonts w:ascii="Avenir Next" w:hAnsi="Avenir Next" w:cs="Avenir Next" w:eastAsia="Avenir Next"/>
                       <w:b/>
                       <w:color w:val="003A70"/>
-                      <w:sz w:val="22"/>
-                      <w:szCs w:val="22"/>
+                      <w:sz w:val="21"/>
+                      <w:szCs w:val="21"/>
                     </w:rPr>
                     <w:t xml:space="preserve">d.</w:t>
                   </w:r>
@@ -3127,8 +3164,8 @@
                     <w:rPr>
                       <w:rFonts w:ascii="Avenir Next" w:hAnsi="Avenir Next" w:cs="Avenir Next" w:eastAsia="Avenir Next"/>
                       <w:color w:val="1A1A1A"/>
-                      <w:sz w:val="22"/>
-                      <w:szCs w:val="22"/>
+                      <w:sz w:val="21"/>
+                      <w:szCs w:val="21"/>
                     </w:rPr>
                     <w:tab/>
                   </w:r>
@@ -3136,8 +3173,8 @@
                     <w:rPr>
                       <w:rFonts w:ascii="Avenir Next" w:hAnsi="Avenir Next" w:cs="Avenir Next" w:eastAsia="Avenir Next"/>
                       <w:color w:val="1A1A1A"/>
-                      <w:sz w:val="22"/>
-                      <w:szCs w:val="22"/>
+                      <w:sz w:val="21"/>
+                      <w:szCs w:val="21"/>
                     </w:rPr>
                     <w:t xml:space="preserve">20 laps are 80% of the race.</w:t>
                   </w:r>
@@ -3145,8 +3182,8 @@
                     <w:rPr>
                       <w:rFonts w:ascii="Avenir Next" w:hAnsi="Avenir Next" w:cs="Avenir Next" w:eastAsia="Avenir Next"/>
                       <w:color w:val="1A1A1A"/>
-                      <w:sz w:val="22"/>
-                      <w:szCs w:val="22"/>
+                      <w:sz w:val="21"/>
+                      <w:szCs w:val="21"/>
                     </w:rPr>
                     <w:t xml:space="preserve">  </w:t>
                   </w:r>
@@ -3154,11 +3191,11 @@
                     <w:rPr>
                       <w:rFonts w:ascii="Avenir Next" w:hAnsi="Avenir Next" w:cs="Avenir Next" w:eastAsia="Avenir Next"/>
                       <w:color w:val="1A1A1A"/>
-                      <w:sz w:val="22"/>
-                      <w:szCs w:val="22"/>
+                      <w:sz w:val="21"/>
+                      <w:szCs w:val="21"/>
                       <w:u w:val="single"/>
                     </w:rPr>
-                    <w:t xml:space="preserve">      </w:t>
+                    <w:t xml:space="preserve">          </w:t>
                   </w:r>
                 </w:p>
               </w:tc>
@@ -3187,6 +3224,7 @@
           <w:tab w:val="right" w:pos="9504"/>
         </w:tabs>
         <w:spacing w:before="50" w:after="36" w:line="240" w:lineRule="auto"/>
+        <w:outlineLvl w:val="1"/>
       </w:pPr>
       <w:r>
         <w:rPr>
@@ -3271,8 +3309,8 @@
                 <w:rFonts w:ascii="Avenir Next" w:hAnsi="Avenir Next" w:cs="Avenir Next" w:eastAsia="Avenir Next"/>
                 <w:b/>
                 <w:color w:val="1A1A1A"/>
-                <w:sz w:val="22"/>
-                <w:szCs w:val="22"/>
+                <w:sz w:val="21"/>
+                <w:szCs w:val="21"/>
               </w:rPr>
               <w:t xml:space="preserve">7.</w:t>
             </w:r>
@@ -3280,8 +3318,8 @@
               <w:rPr>
                 <w:rFonts w:ascii="Avenir Next" w:hAnsi="Avenir Next" w:cs="Avenir Next" w:eastAsia="Avenir Next"/>
                 <w:color w:val="1A1A1A"/>
-                <w:sz w:val="22"/>
-                <w:szCs w:val="22"/>
+                <w:sz w:val="21"/>
+                <w:szCs w:val="21"/>
               </w:rPr>
               <w:tab/>
             </w:r>
@@ -3289,8 +3327,8 @@
               <w:rPr>
                 <w:rFonts w:ascii="Avenir Next" w:hAnsi="Avenir Next" w:cs="Avenir Next" w:eastAsia="Avenir Next"/>
                 <w:color w:val="1A1A1A"/>
-                <w:sz w:val="22"/>
-                <w:szCs w:val="22"/>
+                <w:sz w:val="21"/>
+                <w:szCs w:val="21"/>
               </w:rPr>
               <w:t xml:space="preserve">96 tickets were sold. That is 75% of all the seats. Which number is the part?</w:t>
             </w:r>
@@ -3345,8 +3383,8 @@
                       <w:rFonts w:ascii="Avenir Next" w:hAnsi="Avenir Next" w:cs="Avenir Next" w:eastAsia="Avenir Next"/>
                       <w:b/>
                       <w:color w:val="003A70"/>
-                      <w:sz w:val="21"/>
-                      <w:szCs w:val="21"/>
+                      <w:sz w:val="22"/>
+                      <w:szCs w:val="22"/>
                     </w:rPr>
                     <w:t xml:space="preserve">A</w:t>
                   </w:r>
@@ -3354,8 +3392,8 @@
                     <w:rPr>
                       <w:rFonts w:ascii="Avenir Next" w:hAnsi="Avenir Next" w:cs="Avenir Next" w:eastAsia="Avenir Next"/>
                       <w:color w:val="1A1A1A"/>
-                      <w:sz w:val="21"/>
-                      <w:szCs w:val="21"/>
+                      <w:sz w:val="22"/>
+                      <w:szCs w:val="22"/>
                     </w:rPr>
                     <w:tab/>
                   </w:r>
@@ -3363,8 +3401,8 @@
                     <w:rPr>
                       <w:rFonts w:ascii="Avenir Next" w:hAnsi="Avenir Next" w:cs="Avenir Next" w:eastAsia="Avenir Next"/>
                       <w:color w:val="1A1A1A"/>
-                      <w:sz w:val="21"/>
-                      <w:szCs w:val="21"/>
+                      <w:sz w:val="22"/>
+                      <w:szCs w:val="22"/>
                     </w:rPr>
                     <w:t xml:space="preserve">96 tickets</w:t>
                   </w:r>
@@ -3388,8 +3426,8 @@
                       <w:rFonts w:ascii="Avenir Next" w:hAnsi="Avenir Next" w:cs="Avenir Next" w:eastAsia="Avenir Next"/>
                       <w:b/>
                       <w:color w:val="003A70"/>
-                      <w:sz w:val="21"/>
-                      <w:szCs w:val="21"/>
+                      <w:sz w:val="22"/>
+                      <w:szCs w:val="22"/>
                     </w:rPr>
                     <w:t xml:space="preserve">B</w:t>
                   </w:r>
@@ -3397,8 +3435,8 @@
                     <w:rPr>
                       <w:rFonts w:ascii="Avenir Next" w:hAnsi="Avenir Next" w:cs="Avenir Next" w:eastAsia="Avenir Next"/>
                       <w:color w:val="1A1A1A"/>
-                      <w:sz w:val="21"/>
-                      <w:szCs w:val="21"/>
+                      <w:sz w:val="22"/>
+                      <w:szCs w:val="22"/>
                     </w:rPr>
                     <w:tab/>
                   </w:r>
@@ -3406,8 +3444,8 @@
                     <w:rPr>
                       <w:rFonts w:ascii="Avenir Next" w:hAnsi="Avenir Next" w:cs="Avenir Next" w:eastAsia="Avenir Next"/>
                       <w:color w:val="1A1A1A"/>
-                      <w:sz w:val="21"/>
-                      <w:szCs w:val="21"/>
+                      <w:sz w:val="22"/>
+                      <w:szCs w:val="22"/>
                     </w:rPr>
                     <w:t xml:space="preserve">75%</w:t>
                   </w:r>
@@ -3431,8 +3469,8 @@
                       <w:rFonts w:ascii="Avenir Next" w:hAnsi="Avenir Next" w:cs="Avenir Next" w:eastAsia="Avenir Next"/>
                       <w:b/>
                       <w:color w:val="003A70"/>
-                      <w:sz w:val="21"/>
-                      <w:szCs w:val="21"/>
+                      <w:sz w:val="22"/>
+                      <w:szCs w:val="22"/>
                     </w:rPr>
                     <w:t xml:space="preserve">C</w:t>
                   </w:r>
@@ -3440,8 +3478,8 @@
                     <w:rPr>
                       <w:rFonts w:ascii="Avenir Next" w:hAnsi="Avenir Next" w:cs="Avenir Next" w:eastAsia="Avenir Next"/>
                       <w:color w:val="1A1A1A"/>
-                      <w:sz w:val="21"/>
-                      <w:szCs w:val="21"/>
+                      <w:sz w:val="22"/>
+                      <w:szCs w:val="22"/>
                     </w:rPr>
                     <w:tab/>
                   </w:r>
@@ -3449,8 +3487,8 @@
                     <w:rPr>
                       <w:rFonts w:ascii="Avenir Next" w:hAnsi="Avenir Next" w:cs="Avenir Next" w:eastAsia="Avenir Next"/>
                       <w:color w:val="1A1A1A"/>
-                      <w:sz w:val="21"/>
-                      <w:szCs w:val="21"/>
+                      <w:sz w:val="22"/>
+                      <w:szCs w:val="22"/>
                     </w:rPr>
                     <w:t xml:space="preserve">100%</w:t>
                   </w:r>
@@ -3474,8 +3512,8 @@
                       <w:rFonts w:ascii="Avenir Next" w:hAnsi="Avenir Next" w:cs="Avenir Next" w:eastAsia="Avenir Next"/>
                       <w:b/>
                       <w:color w:val="003A70"/>
-                      <w:sz w:val="21"/>
-                      <w:szCs w:val="21"/>
+                      <w:sz w:val="22"/>
+                      <w:szCs w:val="22"/>
                     </w:rPr>
                     <w:t xml:space="preserve">D</w:t>
                   </w:r>
@@ -3483,8 +3521,8 @@
                     <w:rPr>
                       <w:rFonts w:ascii="Avenir Next" w:hAnsi="Avenir Next" w:cs="Avenir Next" w:eastAsia="Avenir Next"/>
                       <w:color w:val="1A1A1A"/>
-                      <w:sz w:val="21"/>
-                      <w:szCs w:val="21"/>
+                      <w:sz w:val="22"/>
+                      <w:szCs w:val="22"/>
                     </w:rPr>
                     <w:tab/>
                   </w:r>
@@ -3492,8 +3530,8 @@
                     <w:rPr>
                       <w:rFonts w:ascii="Avenir Next" w:hAnsi="Avenir Next" w:cs="Avenir Next" w:eastAsia="Avenir Next"/>
                       <w:color w:val="1A1A1A"/>
-                      <w:sz w:val="21"/>
-                      <w:szCs w:val="21"/>
+                      <w:sz w:val="22"/>
+                      <w:szCs w:val="22"/>
                     </w:rPr>
                     <w:t xml:space="preserve">all the seats</w:t>
                   </w:r>
@@ -3541,19 +3579,19 @@
         <w:tblLook w:val="0000" w:firstRow="0" w:lastRow="0" w:firstColumn="0" w:lastColumn="0" w:noHBand="1" w:noVBand="1"/>
       </w:tblPr>
       <w:tblGrid>
-        <w:gridCol w:w="2000"/>
-        <w:gridCol w:w="2300"/>
-        <w:gridCol w:w="2100"/>
-        <w:gridCol w:w="3104"/>
+        <w:gridCol w:w="1750"/>
+        <w:gridCol w:w="2500"/>
+        <w:gridCol w:w="2200"/>
+        <w:gridCol w:w="3054"/>
       </w:tblGrid>
       <w:tr>
         <w:trPr>
           <w:cantSplit/>
-          <w:trHeight w:val="320" w:hRule="atLeast"/>
+          <w:trHeight w:val="300" w:hRule="atLeast"/>
         </w:trPr>
         <w:tc>
           <w:tcPr>
-            <w:tcW w:w="2000" w:type="dxa"/>
+            <w:tcW w:w="1750" w:type="dxa"/>
             <w:vAlign w:val="center"/>
           </w:tcPr>
           <w:p>
@@ -3575,7 +3613,7 @@
         </w:tc>
         <w:tc>
           <w:tcPr>
-            <w:tcW w:w="2300" w:type="dxa"/>
+            <w:tcW w:w="2500" w:type="dxa"/>
             <w:vAlign w:val="center"/>
           </w:tcPr>
           <w:p>
@@ -3586,8 +3624,8 @@
               <w:rPr>
                 <w:rFonts w:ascii="Arial" w:hAnsi="Arial" w:cs="Arial" w:eastAsia="Arial"/>
                 <w:color w:val="1A1A1A"/>
-                <w:sz w:val="24"/>
-                <w:szCs w:val="24"/>
+                <w:sz w:val="20"/>
+                <w:szCs w:val="20"/>
               </w:rPr>
               <w:t xml:space="preserve">□</w:t>
             </w:r>
@@ -3604,7 +3642,7 @@
         </w:tc>
         <w:tc>
           <w:tcPr>
-            <w:tcW w:w="2100" w:type="dxa"/>
+            <w:tcW w:w="2200" w:type="dxa"/>
             <w:vAlign w:val="center"/>
           </w:tcPr>
           <w:p>
@@ -3615,8 +3653,8 @@
               <w:rPr>
                 <w:rFonts w:ascii="Arial" w:hAnsi="Arial" w:cs="Arial" w:eastAsia="Arial"/>
                 <w:color w:val="1A1A1A"/>
-                <w:sz w:val="24"/>
-                <w:szCs w:val="24"/>
+                <w:sz w:val="20"/>
+                <w:szCs w:val="20"/>
               </w:rPr>
               <w:t xml:space="preserve">□</w:t>
             </w:r>
@@ -3633,7 +3671,7 @@
         </w:tc>
         <w:tc>
           <w:tcPr>
-            <w:tcW w:w="3104" w:type="dxa"/>
+            <w:tcW w:w="3054" w:type="dxa"/>
             <w:vAlign w:val="center"/>
           </w:tcPr>
           <w:p>
@@ -3644,8 +3682,8 @@
               <w:rPr>
                 <w:rFonts w:ascii="Arial" w:hAnsi="Arial" w:cs="Arial" w:eastAsia="Arial"/>
                 <w:color w:val="1A1A1A"/>
-                <w:sz w:val="24"/>
-                <w:szCs w:val="24"/>
+                <w:sz w:val="20"/>
+                <w:szCs w:val="20"/>
               </w:rPr>
               <w:t xml:space="preserve">□</w:t>
             </w:r>
@@ -3680,7 +3718,7 @@
     <w:sectPr>
       <w:footerReference w:type="default" r:id="rIdFooter1"/>
       <w:pgSz w:w="12240" w:h="15840"/>
-      <w:pgMar w:top="893" w:right="1224" w:bottom="835" w:left="1512" w:header="432" w:footer="432" w:gutter="0"/>
+      <w:pgMar w:top="780" w:right="1224" w:bottom="760" w:left="1512" w:header="432" w:footer="432" w:gutter="0"/>
       <w:cols w:space="720"/>
     </w:sectPr>
   </w:body>
